--- a/resources/form_templates/formularios_fl/FL-04_Carta_de_Aceptacion_de_Designacion_como_Agente_Autorizado.docx
+++ b/resources/form_templates/formularios_fl/FL-04_Carta_de_Aceptacion_de_Designacion_como_Agente_Autorizado.docx
@@ -679,14 +679,14 @@
           <w:sz w:val="22"/>
           <w:szCs w:val="22"/>
         </w:rPr>
-        <w:t xml:space="preserve">[Firma del gerente de su empresa] </w:t>
+        <w:t xml:space="preserve">${img_firma} </w:t>
       </w:r>
       <w:r>
         <w:rPr>
           <w:sz w:val="22"/>
           <w:szCs w:val="22"/>
         </w:rPr>
-        <w:t xml:space="preserve">[Sello de su empresa]</w:t>
+        <w:t xml:space="preserve">${img_sello}</w:t>
       </w:r>
     </w:p>
     <w:p>

--- a/resources/form_templates/formularios_fl/FL-04_Carta_de_Aceptacion_de_Designacion_como_Agente_Autorizado.docx
+++ b/resources/form_templates/formularios_fl/FL-04_Carta_de_Aceptacion_de_Designacion_como_Agente_Autorizado.docx
@@ -116,7 +116,7 @@
           <w:sz w:val="24"/>
           <w:szCs w:val="24"/>
         </w:rPr>
-        <w:t xml:space="preserve">18/03/2026</w:t>
+        <w:t xml:space="preserve">${fecha}</w:t>
       </w:r>
     </w:p>
     <w:p>
@@ -590,7 +590,7 @@
           <w:sz w:val="24"/>
           <w:szCs w:val="24"/>
         </w:rPr>
-        <w:t xml:space="preserve">8095600459</w:t>
+        <w:t xml:space="preserve">${empresa_telefono}</w:t>
       </w:r>
     </w:p>
     <w:p>
@@ -949,7 +949,7 @@
           <w:sz w:val="24"/>
           <w:szCs w:val="24"/>
         </w:rPr>
-        <w:t xml:space="preserve">18/03/2026</w:t>
+        <w:t xml:space="preserve">${fecha}</w:t>
       </w:r>
     </w:p>
     <w:p>
